--- a/docs/03-部署手册.docx
+++ b/docs/03-部署手册.docx
@@ -6741,7 +6741,21 @@
           <w:rFonts w:ascii="Courier New" w:hAnsi="Courier New" w:eastAsia="新宋体"/>
           <w:sz w:val="18"/>
         </w:rPr>
-        <w:t>mkdir -p dist &amp;&amp; (cd skills/order-service-release-rca &amp;&amp; zip -q -X -r ../../dist/order-service-release-rca.zip .)</w:t>
+        <w:t>mkdir -p dist &amp;&amp; rm -f dist/order-service-release-rca.zip \</w:t>
+      </w:r>
+    </w:p>
+    <w:p>
+      <w:pPr>
+        <w:shd w:val="clear" w:color="auto" w:fill="F2F2F2"/>
+        <w:spacing w:after="0"/>
+        <w:ind w:left="0"/>
+      </w:pPr>
+      <w:r>
+        <w:rPr>
+          <w:rFonts w:ascii="Courier New" w:hAnsi="Courier New" w:eastAsia="新宋体"/>
+          <w:sz w:val="18"/>
+        </w:rPr>
+        <w:t xml:space="preserve">  &amp;&amp; (cd skills/order-service-release-rca &amp;&amp; zip -q -X -r ../../dist/order-service-release-rca.zip .)</w:t>
       </w:r>
     </w:p>
     <w:p>
